--- a/file/skhu-kuning.docx
+++ b/file/skhu-kuning.docx
@@ -563,7 +563,15 @@
           <w:sz w:val="24"/>
           <w:szCs w:val="24"/>
         </w:rPr>
-        <w:t xml:space="preserve">Telah mengikuti Ujian Kenaikan Tingkat pada tanggal </w:t>
+        <w:t>Telah mengikuti Ujian Kenaikan Tingkat pada tanggal</w:t>
+      </w:r>
+      <w:r>
+        <w:rPr>
+          <w:rFonts w:ascii="Times New Roman" w:hAnsi="Times New Roman" w:cs="Times New Roman"/>
+          <w:sz w:val="24"/>
+          <w:szCs w:val="24"/>
+        </w:rPr>
+        <w:t xml:space="preserve"> </w:t>
       </w:r>
       <w:r>
         <w:rPr>
@@ -573,37 +581,7 @@
           <w:u w:val="single"/>
           <w:lang w:val="id-ID"/>
         </w:rPr>
-        <w:t>14 Juni</w:t>
-      </w:r>
-      <w:r>
-        <w:rPr>
-          <w:rFonts w:ascii="Times New Roman" w:hAnsi="Times New Roman" w:cs="Times New Roman"/>
-          <w:sz w:val="24"/>
-          <w:szCs w:val="24"/>
-          <w:u w:val="single"/>
-          <w:lang w:val="id-ID"/>
-        </w:rPr>
-        <w:t xml:space="preserve"> 202</w:t>
-      </w:r>
-      <w:r>
-        <w:rPr>
-          <w:rFonts w:ascii="Times New Roman" w:hAnsi="Times New Roman" w:cs="Times New Roman"/>
-          <w:sz w:val="24"/>
-          <w:szCs w:val="24"/>
-          <w:u w:val="single"/>
-          <w:lang w:val="id-ID"/>
-        </w:rPr>
-        <w:t>6</w:t>
-      </w:r>
-      <w:r>
-        <w:rPr>
-          <w:rFonts w:ascii="Times New Roman" w:hAnsi="Times New Roman" w:cs="Times New Roman"/>
-          <w:sz w:val="24"/>
-          <w:szCs w:val="24"/>
-          <w:u w:val="single"/>
-          <w:lang w:val="id-ID"/>
-        </w:rPr>
-        <w:t xml:space="preserve"> </w:t>
+        <w:t>{{ tanggal_ujian }}</w:t>
       </w:r>
       <w:r>
         <w:rPr>
@@ -611,7 +589,15 @@
           <w:sz w:val="24"/>
           <w:szCs w:val="24"/>
         </w:rPr>
-        <w:t xml:space="preserve">dan dinyatakan </w:t>
+        <w:t xml:space="preserve"> d</w:t>
+      </w:r>
+      <w:r>
+        <w:rPr>
+          <w:rFonts w:ascii="Times New Roman" w:hAnsi="Times New Roman" w:cs="Times New Roman"/>
+          <w:sz w:val="24"/>
+          <w:szCs w:val="24"/>
+        </w:rPr>
+        <w:t xml:space="preserve">an dinyatakan </w:t>
       </w:r>
       <w:r>
         <w:rPr>
@@ -1493,192 +1479,6 @@
                 <w:sz w:val="24"/>
                 <w:szCs w:val="24"/>
               </w:rPr>
-              <w:t>Serang Bela</w:t>
-            </w:r>
-          </w:p>
-        </w:tc>
-        <w:tc>
-          <w:tcPr>
-            <w:tcW w:w="2559" w:type="dxa"/>
-          </w:tcPr>
-          <w:p>
-            <w:pPr>
-              <w:spacing w:before="20" w:after="20"/>
-              <w:jc w:val="center"/>
-              <w:rPr>
-                <w:rFonts w:ascii="Times New Roman" w:hAnsi="Times New Roman" w:cs="Times New Roman"/>
-                <w:sz w:val="24"/>
-                <w:szCs w:val="24"/>
-                <w:lang w:val="en-ID"/>
-              </w:rPr>
-            </w:pPr>
-            <w:r>
-              <w:rPr>
-                <w:rFonts w:ascii="Times New Roman" w:hAnsi="Times New Roman" w:cs="Times New Roman"/>
-                <w:sz w:val="24"/>
-                <w:szCs w:val="24"/>
-                <w:lang w:val="id-ID"/>
-              </w:rPr>
-              <w:t xml:space="preserve">{{ </w:t>
-            </w:r>
-            <w:r>
-              <w:rPr>
-                <w:rFonts w:ascii="Times New Roman" w:hAnsi="Times New Roman" w:cs="Times New Roman"/>
-                <w:sz w:val="24"/>
-                <w:szCs w:val="24"/>
-                <w:lang w:val="en-ID"/>
-              </w:rPr>
-              <w:t>nilai_serang_bela</w:t>
-            </w:r>
-            <w:r>
-              <w:rPr>
-                <w:rFonts w:ascii="Times New Roman" w:hAnsi="Times New Roman" w:cs="Times New Roman"/>
-                <w:sz w:val="24"/>
-                <w:szCs w:val="24"/>
-                <w:lang w:val="en-ID"/>
-              </w:rPr>
-              <w:t xml:space="preserve"> }}</w:t>
-            </w:r>
-          </w:p>
-        </w:tc>
-      </w:tr>
-      <w:tr>
-        <w:tc>
-          <w:tcPr>
-            <w:tcW w:w="606" w:type="dxa"/>
-          </w:tcPr>
-          <w:p>
-            <w:pPr>
-              <w:spacing w:before="20" w:after="20"/>
-              <w:jc w:val="center"/>
-              <w:rPr>
-                <w:rFonts w:ascii="Times New Roman" w:hAnsi="Times New Roman" w:cs="Times New Roman"/>
-                <w:sz w:val="24"/>
-                <w:szCs w:val="24"/>
-              </w:rPr>
-            </w:pPr>
-            <w:r>
-              <w:rPr>
-                <w:rFonts w:ascii="Times New Roman" w:hAnsi="Times New Roman" w:cs="Times New Roman"/>
-                <w:sz w:val="24"/>
-                <w:szCs w:val="24"/>
-              </w:rPr>
-              <w:t>9</w:t>
-            </w:r>
-          </w:p>
-        </w:tc>
-        <w:tc>
-          <w:tcPr>
-            <w:tcW w:w="5852" w:type="dxa"/>
-          </w:tcPr>
-          <w:p>
-            <w:pPr>
-              <w:spacing w:before="20" w:after="20"/>
-              <w:rPr>
-                <w:rFonts w:ascii="Times New Roman" w:hAnsi="Times New Roman" w:cs="Times New Roman"/>
-                <w:sz w:val="24"/>
-                <w:szCs w:val="24"/>
-              </w:rPr>
-            </w:pPr>
-            <w:r>
-              <w:rPr>
-                <w:rFonts w:ascii="Times New Roman" w:hAnsi="Times New Roman" w:cs="Times New Roman"/>
-                <w:sz w:val="24"/>
-                <w:szCs w:val="24"/>
-              </w:rPr>
-              <w:t>Permainan Senjata</w:t>
-            </w:r>
-          </w:p>
-        </w:tc>
-        <w:tc>
-          <w:tcPr>
-            <w:tcW w:w="2559" w:type="dxa"/>
-          </w:tcPr>
-          <w:p>
-            <w:pPr>
-              <w:spacing w:before="20" w:after="20"/>
-              <w:jc w:val="center"/>
-              <w:rPr>
-                <w:rFonts w:ascii="Times New Roman" w:hAnsi="Times New Roman" w:cs="Times New Roman"/>
-                <w:sz w:val="24"/>
-                <w:szCs w:val="24"/>
-                <w:lang w:val="en-ID"/>
-              </w:rPr>
-            </w:pPr>
-            <w:r>
-              <w:rPr>
-                <w:rFonts w:ascii="Times New Roman" w:hAnsi="Times New Roman" w:cs="Times New Roman"/>
-                <w:sz w:val="24"/>
-                <w:szCs w:val="24"/>
-                <w:lang w:val="id-ID"/>
-              </w:rPr>
-              <w:t xml:space="preserve">{{ </w:t>
-            </w:r>
-            <w:r>
-              <w:rPr>
-                <w:rFonts w:ascii="Times New Roman" w:hAnsi="Times New Roman" w:cs="Times New Roman"/>
-                <w:sz w:val="24"/>
-                <w:szCs w:val="24"/>
-                <w:lang w:val="en-ID"/>
-              </w:rPr>
-              <w:t>nilai_senjata</w:t>
-            </w:r>
-            <w:r>
-              <w:rPr>
-                <w:rFonts w:ascii="Times New Roman" w:hAnsi="Times New Roman" w:cs="Times New Roman"/>
-                <w:sz w:val="24"/>
-                <w:szCs w:val="24"/>
-                <w:lang w:val="en-ID"/>
-              </w:rPr>
-              <w:t xml:space="preserve"> }}</w:t>
-            </w:r>
-          </w:p>
-        </w:tc>
-      </w:tr>
-      <w:tr>
-        <w:tc>
-          <w:tcPr>
-            <w:tcW w:w="606" w:type="dxa"/>
-          </w:tcPr>
-          <w:p>
-            <w:pPr>
-              <w:spacing w:before="20" w:after="20"/>
-              <w:jc w:val="center"/>
-              <w:rPr>
-                <w:rFonts w:ascii="Times New Roman" w:hAnsi="Times New Roman" w:cs="Times New Roman"/>
-                <w:sz w:val="24"/>
-                <w:szCs w:val="24"/>
-              </w:rPr>
-            </w:pPr>
-            <w:r>
-              <w:rPr>
-                <w:rFonts w:ascii="Times New Roman" w:hAnsi="Times New Roman" w:cs="Times New Roman"/>
-                <w:sz w:val="24"/>
-                <w:szCs w:val="24"/>
-              </w:rPr>
-              <w:t>10</w:t>
-            </w:r>
-          </w:p>
-        </w:tc>
-        <w:tc>
-          <w:tcPr>
-            <w:tcW w:w="5852" w:type="dxa"/>
-          </w:tcPr>
-          <w:p>
-            <w:pPr>
-              <w:spacing w:before="20" w:after="20"/>
-              <w:rPr>
-                <w:rFonts w:ascii="Times New Roman" w:hAnsi="Times New Roman" w:cs="Times New Roman"/>
-                <w:sz w:val="24"/>
-                <w:szCs w:val="24"/>
-              </w:rPr>
-            </w:pPr>
-            <w:r>
-              <w:rPr>
-                <w:rFonts w:ascii="Times New Roman" w:hAnsi="Times New Roman" w:cs="Times New Roman"/>
-                <w:sz w:val="24"/>
-                <w:szCs w:val="24"/>
-              </w:rPr>
               <w:t>Fisik</w:t>
             </w:r>
           </w:p>
@@ -1825,300 +1625,323 @@
         </w:rPr>
       </w:pPr>
     </w:p>
-    <w:p>
-      <w:pPr>
-        <w:spacing w:after="0"/>
-        <w:rPr>
-          <w:rFonts w:ascii="Times New Roman" w:hAnsi="Times New Roman" w:cs="Times New Roman"/>
-          <w:sz w:val="24"/>
-          <w:szCs w:val="24"/>
-          <w:lang w:val="id-ID"/>
-        </w:rPr>
-      </w:pPr>
-      <w:r>
-        <w:rPr>
-          <w:noProof/>
-        </w:rPr>
-        <w:drawing>
-          <wp:anchor distT="0" distB="0" distL="114300" distR="114300" simplePos="0" relativeHeight="251660288" behindDoc="0" locked="0" layoutInCell="1" allowOverlap="1" wp14:anchorId="69F34C42" wp14:editId="35C17025">
-            <wp:simplePos x="0" y="0"/>
-            <wp:positionH relativeFrom="column">
-              <wp:posOffset>3215061</wp:posOffset>
-            </wp:positionH>
-            <wp:positionV relativeFrom="paragraph">
-              <wp:posOffset>194035</wp:posOffset>
-            </wp:positionV>
-            <wp:extent cx="1448435" cy="1400175"/>
-            <wp:effectExtent l="0" t="0" r="0" b="0"/>
-            <wp:wrapNone/>
-            <wp:docPr id="7" name="Picture 7" descr="E:\PSW\kta\stample copy.png"/>
-            <wp:cNvGraphicFramePr>
-              <a:graphicFrameLocks xmlns:a="http://schemas.openxmlformats.org/drawingml/2006/main" noChangeAspect="1"/>
-            </wp:cNvGraphicFramePr>
-            <a:graphic xmlns:a="http://schemas.openxmlformats.org/drawingml/2006/main">
-              <a:graphicData uri="http://schemas.openxmlformats.org/drawingml/2006/picture">
-                <pic:pic xmlns:pic="http://schemas.openxmlformats.org/drawingml/2006/picture">
-                  <pic:nvPicPr>
-                    <pic:cNvPr id="13" name="Picture 13" descr="E:\PSW\kta\stample copy.png"/>
-                    <pic:cNvPicPr>
-                      <a:picLocks noChangeAspect="1"/>
-                    </pic:cNvPicPr>
-                  </pic:nvPicPr>
-                  <pic:blipFill>
-                    <a:blip r:embed="rId7" cstate="print">
-                      <a:extLst>
-                        <a:ext uri="{28A0092B-C50C-407E-A947-70E740481C1C}">
-                          <a14:useLocalDpi xmlns:a14="http://schemas.microsoft.com/office/drawing/2010/main" val="0"/>
-                        </a:ext>
-                      </a:extLst>
-                    </a:blip>
-                    <a:srcRect/>
-                    <a:stretch>
-                      <a:fillRect/>
-                    </a:stretch>
-                  </pic:blipFill>
-                  <pic:spPr bwMode="auto">
-                    <a:xfrm rot="21194702">
-                      <a:off x="0" y="0"/>
-                      <a:ext cx="1448435" cy="1400175"/>
-                    </a:xfrm>
-                    <a:prstGeom prst="rect">
-                      <a:avLst/>
-                    </a:prstGeom>
-                    <a:noFill/>
-                    <a:ln>
-                      <a:noFill/>
-                    </a:ln>
-                  </pic:spPr>
-                </pic:pic>
-              </a:graphicData>
-            </a:graphic>
-          </wp:anchor>
-        </w:drawing>
-      </w:r>
-      <w:r>
-        <w:rPr>
-          <w:rFonts w:ascii="Times New Roman" w:hAnsi="Times New Roman" w:cs="Times New Roman"/>
-          <w:sz w:val="24"/>
-          <w:szCs w:val="24"/>
-        </w:rPr>
-        <w:t xml:space="preserve">                                                                                                     </w:t>
-      </w:r>
-      <w:r>
-        <w:rPr>
-          <w:rFonts w:ascii="Times New Roman" w:hAnsi="Times New Roman" w:cs="Times New Roman"/>
-          <w:sz w:val="24"/>
-          <w:szCs w:val="24"/>
-        </w:rPr>
-        <w:t xml:space="preserve">  </w:t>
-      </w:r>
-      <w:r>
-        <w:rPr>
-          <w:rFonts w:ascii="Times New Roman" w:hAnsi="Times New Roman" w:cs="Times New Roman"/>
-          <w:sz w:val="24"/>
-          <w:szCs w:val="24"/>
-        </w:rPr>
-        <w:t xml:space="preserve">Surabaya,  </w:t>
-      </w:r>
-      <w:r>
-        <w:rPr>
-          <w:rFonts w:ascii="Times New Roman" w:hAnsi="Times New Roman" w:cs="Times New Roman"/>
-          <w:sz w:val="24"/>
-          <w:szCs w:val="24"/>
-        </w:rPr>
-        <w:t>1</w:t>
-      </w:r>
-      <w:r>
-        <w:rPr>
-          <w:rFonts w:ascii="Times New Roman" w:hAnsi="Times New Roman" w:cs="Times New Roman"/>
-          <w:sz w:val="24"/>
-          <w:szCs w:val="24"/>
-          <w:lang w:val="id-ID"/>
-        </w:rPr>
-        <w:t>5 Juni</w:t>
-      </w:r>
-      <w:r>
-        <w:rPr>
-          <w:rFonts w:ascii="Times New Roman" w:hAnsi="Times New Roman" w:cs="Times New Roman"/>
-          <w:sz w:val="24"/>
-          <w:szCs w:val="24"/>
-          <w:lang w:val="id-ID"/>
-        </w:rPr>
-        <w:t xml:space="preserve"> 202</w:t>
-      </w:r>
-      <w:r>
-        <w:rPr>
-          <w:rFonts w:ascii="Times New Roman" w:hAnsi="Times New Roman" w:cs="Times New Roman"/>
-          <w:sz w:val="24"/>
-          <w:szCs w:val="24"/>
-          <w:lang w:val="id-ID"/>
-        </w:rPr>
-        <w:t>6</w:t>
-      </w:r>
-    </w:p>
-    <w:p>
-      <w:pPr>
-        <w:spacing w:line="480" w:lineRule="auto"/>
-        <w:rPr>
-          <w:rFonts w:ascii="Times New Roman" w:hAnsi="Times New Roman" w:cs="Times New Roman"/>
-          <w:sz w:val="24"/>
-          <w:szCs w:val="24"/>
-        </w:rPr>
-      </w:pPr>
-      <w:r>
-        <w:rPr>
-          <w:rFonts w:ascii="Times New Roman" w:hAnsi="Times New Roman" w:cs="Times New Roman"/>
-          <w:noProof/>
-          <w:sz w:val="24"/>
-          <w:szCs w:val="24"/>
-        </w:rPr>
-        <w:drawing>
-          <wp:anchor distT="0" distB="0" distL="114300" distR="114300" simplePos="0" relativeHeight="251658240" behindDoc="1" locked="0" layoutInCell="1" allowOverlap="1" wp14:anchorId="58F8120F" wp14:editId="3FD9A264">
-            <wp:simplePos x="0" y="0"/>
-            <wp:positionH relativeFrom="column">
-              <wp:posOffset>3888851</wp:posOffset>
-            </wp:positionH>
-            <wp:positionV relativeFrom="paragraph">
-              <wp:posOffset>299720</wp:posOffset>
-            </wp:positionV>
-            <wp:extent cx="1358900" cy="571500"/>
-            <wp:effectExtent l="0" t="0" r="0" b="0"/>
-            <wp:wrapNone/>
-            <wp:docPr id="5" name="Picture 5" descr="I:\PSW\kta\ttd R.png"/>
-            <wp:cNvGraphicFramePr>
-              <a:graphicFrameLocks xmlns:a="http://schemas.openxmlformats.org/drawingml/2006/main" noChangeAspect="1"/>
-            </wp:cNvGraphicFramePr>
-            <a:graphic xmlns:a="http://schemas.openxmlformats.org/drawingml/2006/main">
-              <a:graphicData uri="http://schemas.openxmlformats.org/drawingml/2006/picture">
-                <pic:pic xmlns:pic="http://schemas.openxmlformats.org/drawingml/2006/picture">
-                  <pic:nvPicPr>
-                    <pic:cNvPr id="0" name="Picture 1" descr="I:\PSW\kta\ttd R.png"/>
-                    <pic:cNvPicPr>
-                      <a:picLocks noChangeAspect="1" noChangeArrowheads="1"/>
-                    </pic:cNvPicPr>
-                  </pic:nvPicPr>
-                  <pic:blipFill>
-                    <a:blip r:embed="rId8">
-                      <a:extLst>
-                        <a:ext uri="{28A0092B-C50C-407E-A947-70E740481C1C}">
-                          <a14:useLocalDpi xmlns:a14="http://schemas.microsoft.com/office/drawing/2010/main" val="0"/>
-                        </a:ext>
-                      </a:extLst>
-                    </a:blip>
-                    <a:srcRect/>
-                    <a:stretch>
-                      <a:fillRect/>
-                    </a:stretch>
-                  </pic:blipFill>
-                  <pic:spPr bwMode="auto">
-                    <a:xfrm>
-                      <a:off x="0" y="0"/>
-                      <a:ext cx="1358900" cy="571500"/>
-                    </a:xfrm>
-                    <a:prstGeom prst="rect">
-                      <a:avLst/>
-                    </a:prstGeom>
-                    <a:noFill/>
-                    <a:ln>
-                      <a:noFill/>
-                    </a:ln>
-                  </pic:spPr>
-                </pic:pic>
-              </a:graphicData>
-            </a:graphic>
-            <wp14:sizeRelH relativeFrom="page">
-              <wp14:pctWidth>0</wp14:pctWidth>
-            </wp14:sizeRelH>
-            <wp14:sizeRelV relativeFrom="page">
-              <wp14:pctHeight>0</wp14:pctHeight>
-            </wp14:sizeRelV>
-          </wp:anchor>
-        </w:drawing>
-      </w:r>
-      <w:r>
-        <w:rPr>
-          <w:rFonts w:ascii="Times New Roman" w:hAnsi="Times New Roman" w:cs="Times New Roman"/>
-          <w:sz w:val="24"/>
-          <w:szCs w:val="24"/>
-        </w:rPr>
-        <w:t xml:space="preserve">                                                                   </w:t>
-      </w:r>
-      <w:r>
-        <w:rPr>
-          <w:rFonts w:ascii="Times New Roman" w:hAnsi="Times New Roman" w:cs="Times New Roman"/>
-          <w:sz w:val="24"/>
-          <w:szCs w:val="24"/>
-        </w:rPr>
-        <w:t xml:space="preserve">                          </w:t>
-      </w:r>
-      <w:r>
-        <w:rPr>
-          <w:rFonts w:ascii="Times New Roman" w:hAnsi="Times New Roman" w:cs="Times New Roman"/>
-          <w:sz w:val="24"/>
-          <w:szCs w:val="24"/>
-        </w:rPr>
-        <w:t xml:space="preserve">   Ketua Umum P.S Satya Wijasena</w:t>
-      </w:r>
-    </w:p>
-    <w:p>
-      <w:pPr>
-        <w:spacing w:line="480" w:lineRule="auto"/>
-        <w:rPr>
-          <w:rFonts w:ascii="Times New Roman" w:hAnsi="Times New Roman" w:cs="Times New Roman"/>
-          <w:sz w:val="24"/>
-          <w:szCs w:val="24"/>
-        </w:rPr>
-      </w:pPr>
-    </w:p>
+    <w:tbl>
+      <w:tblPr>
+        <w:tblStyle w:val="TableGrid"/>
+        <w:tblW w:w="9356" w:type="dxa"/>
+        <w:tblBorders>
+          <w:top w:val="none" w:sz="0" w:space="0" w:color="auto"/>
+          <w:left w:val="none" w:sz="0" w:space="0" w:color="auto"/>
+          <w:bottom w:val="none" w:sz="0" w:space="0" w:color="auto"/>
+          <w:right w:val="none" w:sz="0" w:space="0" w:color="auto"/>
+          <w:insideH w:val="none" w:sz="0" w:space="0" w:color="auto"/>
+          <w:insideV w:val="none" w:sz="0" w:space="0" w:color="auto"/>
+        </w:tblBorders>
+        <w:tblLook w:val="04A0" w:firstRow="1" w:lastRow="0" w:firstColumn="1" w:lastColumn="0" w:noHBand="0" w:noVBand="1"/>
+      </w:tblPr>
+      <w:tblGrid>
+        <w:gridCol w:w="5524"/>
+        <w:gridCol w:w="3832"/>
+      </w:tblGrid>
+      <w:tr>
+        <w:tc>
+          <w:tcPr>
+            <w:tcW w:w="5524" w:type="dxa"/>
+          </w:tcPr>
+          <w:p>
+            <w:pPr>
+              <w:spacing w:before="240"/>
+              <w:rPr>
+                <w:rFonts w:ascii="Times New Roman" w:hAnsi="Times New Roman" w:cs="Times New Roman"/>
+                <w:sz w:val="24"/>
+                <w:szCs w:val="24"/>
+              </w:rPr>
+            </w:pPr>
+            <w:r>
+              <w:rPr>
+                <w:noProof/>
+              </w:rPr>
+              <w:drawing>
+                <wp:anchor distT="0" distB="0" distL="114300" distR="114300" simplePos="0" relativeHeight="251664384" behindDoc="0" locked="0" layoutInCell="1" allowOverlap="1" wp14:anchorId="7A2A03AD" wp14:editId="1EE299C0">
+                  <wp:simplePos x="0" y="0"/>
+                  <wp:positionH relativeFrom="column">
+                    <wp:posOffset>3094083</wp:posOffset>
+                  </wp:positionH>
+                  <wp:positionV relativeFrom="paragraph">
+                    <wp:posOffset>156210</wp:posOffset>
+                  </wp:positionV>
+                  <wp:extent cx="1448435" cy="1400175"/>
+                  <wp:effectExtent l="0" t="0" r="0" b="0"/>
+                  <wp:wrapNone/>
+                  <wp:docPr id="7" name="Picture 7" descr="E:\PSW\kta\stample copy.png"/>
+                  <wp:cNvGraphicFramePr>
+                    <a:graphicFrameLocks xmlns:a="http://schemas.openxmlformats.org/drawingml/2006/main" noChangeAspect="1"/>
+                  </wp:cNvGraphicFramePr>
+                  <a:graphic xmlns:a="http://schemas.openxmlformats.org/drawingml/2006/main">
+                    <a:graphicData uri="http://schemas.openxmlformats.org/drawingml/2006/picture">
+                      <pic:pic xmlns:pic="http://schemas.openxmlformats.org/drawingml/2006/picture">
+                        <pic:nvPicPr>
+                          <pic:cNvPr id="13" name="Picture 13" descr="E:\PSW\kta\stample copy.png"/>
+                          <pic:cNvPicPr>
+                            <a:picLocks noChangeAspect="1"/>
+                          </pic:cNvPicPr>
+                        </pic:nvPicPr>
+                        <pic:blipFill>
+                          <a:blip r:embed="rId7" cstate="print">
+                            <a:extLst>
+                              <a:ext uri="{28A0092B-C50C-407E-A947-70E740481C1C}">
+                                <a14:useLocalDpi xmlns:a14="http://schemas.microsoft.com/office/drawing/2010/main" val="0"/>
+                              </a:ext>
+                            </a:extLst>
+                          </a:blip>
+                          <a:srcRect/>
+                          <a:stretch>
+                            <a:fillRect/>
+                          </a:stretch>
+                        </pic:blipFill>
+                        <pic:spPr bwMode="auto">
+                          <a:xfrm rot="21194702">
+                            <a:off x="0" y="0"/>
+                            <a:ext cx="1448435" cy="1400175"/>
+                          </a:xfrm>
+                          <a:prstGeom prst="rect">
+                            <a:avLst/>
+                          </a:prstGeom>
+                          <a:noFill/>
+                          <a:ln>
+                            <a:noFill/>
+                          </a:ln>
+                        </pic:spPr>
+                      </pic:pic>
+                    </a:graphicData>
+                  </a:graphic>
+                </wp:anchor>
+              </w:drawing>
+            </w:r>
+          </w:p>
+        </w:tc>
+        <w:tc>
+          <w:tcPr>
+            <w:tcW w:w="3832" w:type="dxa"/>
+          </w:tcPr>
+          <w:p>
+            <w:pPr>
+              <w:spacing w:line="276" w:lineRule="auto"/>
+              <w:jc w:val="center"/>
+              <w:rPr>
+                <w:rFonts w:ascii="Times New Roman" w:hAnsi="Times New Roman" w:cs="Times New Roman"/>
+                <w:sz w:val="24"/>
+                <w:szCs w:val="24"/>
+                <w:lang w:val="id-ID"/>
+              </w:rPr>
+            </w:pPr>
+            <w:r>
+              <w:rPr>
+                <w:rFonts w:ascii="Times New Roman" w:hAnsi="Times New Roman" w:cs="Times New Roman"/>
+                <w:sz w:val="24"/>
+                <w:szCs w:val="24"/>
+              </w:rPr>
+              <w:t xml:space="preserve">Surabaya,  </w:t>
+            </w:r>
+            <w:r>
+              <w:rPr>
+                <w:rFonts w:ascii="Times New Roman" w:hAnsi="Times New Roman" w:cs="Times New Roman"/>
+                <w:sz w:val="24"/>
+                <w:szCs w:val="24"/>
+              </w:rPr>
+              <w:t xml:space="preserve">{{ </w:t>
+            </w:r>
+            <w:r>
+              <w:rPr>
+                <w:rFonts w:ascii="Times New Roman" w:hAnsi="Times New Roman" w:cs="Times New Roman"/>
+                <w:sz w:val="24"/>
+                <w:szCs w:val="24"/>
+              </w:rPr>
+              <w:t>tanggal_</w:t>
+            </w:r>
+            <w:r>
+              <w:rPr>
+                <w:rFonts w:ascii="Times New Roman" w:hAnsi="Times New Roman" w:cs="Times New Roman"/>
+                <w:sz w:val="24"/>
+                <w:szCs w:val="24"/>
+              </w:rPr>
+              <w:t>pen</w:t>
+            </w:r>
+            <w:r>
+              <w:rPr>
+                <w:rFonts w:ascii="Times New Roman" w:hAnsi="Times New Roman" w:cs="Times New Roman"/>
+                <w:sz w:val="24"/>
+                <w:szCs w:val="24"/>
+              </w:rPr>
+              <w:t>gesa</w:t>
+            </w:r>
+            <w:r>
+              <w:rPr>
+                <w:rFonts w:ascii="Times New Roman" w:hAnsi="Times New Roman" w:cs="Times New Roman"/>
+                <w:sz w:val="24"/>
+                <w:szCs w:val="24"/>
+              </w:rPr>
+              <w:t>han }}</w:t>
+            </w:r>
+          </w:p>
+          <w:p>
+            <w:pPr>
+              <w:jc w:val="center"/>
+              <w:rPr>
+                <w:rFonts w:ascii="Times New Roman" w:hAnsi="Times New Roman" w:cs="Times New Roman"/>
+                <w:sz w:val="24"/>
+                <w:szCs w:val="24"/>
+              </w:rPr>
+            </w:pPr>
+            <w:r>
+              <w:rPr>
+                <w:rFonts w:ascii="Times New Roman" w:hAnsi="Times New Roman" w:cs="Times New Roman"/>
+                <w:sz w:val="24"/>
+                <w:szCs w:val="24"/>
+              </w:rPr>
+              <w:t>Ketua Umum P.S Satya Wijasena</w:t>
+            </w:r>
+          </w:p>
+          <w:p>
+            <w:pPr>
+              <w:spacing w:line="276" w:lineRule="auto"/>
+              <w:jc w:val="center"/>
+              <w:rPr>
+                <w:rFonts w:ascii="Times New Roman" w:hAnsi="Times New Roman" w:cs="Times New Roman"/>
+                <w:sz w:val="24"/>
+                <w:szCs w:val="24"/>
+              </w:rPr>
+            </w:pPr>
+            <w:r>
+              <w:rPr>
+                <w:rFonts w:ascii="Times New Roman" w:hAnsi="Times New Roman" w:cs="Times New Roman"/>
+                <w:noProof/>
+                <w:sz w:val="24"/>
+                <w:szCs w:val="24"/>
+              </w:rPr>
+              <w:drawing>
+                <wp:anchor distT="0" distB="0" distL="114300" distR="114300" simplePos="0" relativeHeight="251662336" behindDoc="1" locked="0" layoutInCell="1" allowOverlap="1" wp14:anchorId="523F1F55" wp14:editId="4F5B416E">
+                  <wp:simplePos x="0" y="0"/>
+                  <wp:positionH relativeFrom="column">
+                    <wp:posOffset>364762</wp:posOffset>
+                  </wp:positionH>
+                  <wp:positionV relativeFrom="paragraph">
+                    <wp:posOffset>107315</wp:posOffset>
+                  </wp:positionV>
+                  <wp:extent cx="1358900" cy="571500"/>
+                  <wp:effectExtent l="0" t="0" r="0" b="0"/>
+                  <wp:wrapNone/>
+                  <wp:docPr id="5" name="Picture 5" descr="I:\PSW\kta\ttd R.png"/>
+                  <wp:cNvGraphicFramePr>
+                    <a:graphicFrameLocks xmlns:a="http://schemas.openxmlformats.org/drawingml/2006/main" noChangeAspect="1"/>
+                  </wp:cNvGraphicFramePr>
+                  <a:graphic xmlns:a="http://schemas.openxmlformats.org/drawingml/2006/main">
+                    <a:graphicData uri="http://schemas.openxmlformats.org/drawingml/2006/picture">
+                      <pic:pic xmlns:pic="http://schemas.openxmlformats.org/drawingml/2006/picture">
+                        <pic:nvPicPr>
+                          <pic:cNvPr id="0" name="Picture 1" descr="I:\PSW\kta\ttd R.png"/>
+                          <pic:cNvPicPr>
+                            <a:picLocks noChangeAspect="1" noChangeArrowheads="1"/>
+                          </pic:cNvPicPr>
+                        </pic:nvPicPr>
+                        <pic:blipFill>
+                          <a:blip r:embed="rId8">
+                            <a:extLst>
+                              <a:ext uri="{28A0092B-C50C-407E-A947-70E740481C1C}">
+                                <a14:useLocalDpi xmlns:a14="http://schemas.microsoft.com/office/drawing/2010/main" val="0"/>
+                              </a:ext>
+                            </a:extLst>
+                          </a:blip>
+                          <a:srcRect/>
+                          <a:stretch>
+                            <a:fillRect/>
+                          </a:stretch>
+                        </pic:blipFill>
+                        <pic:spPr bwMode="auto">
+                          <a:xfrm>
+                            <a:off x="0" y="0"/>
+                            <a:ext cx="1358900" cy="571500"/>
+                          </a:xfrm>
+                          <a:prstGeom prst="rect">
+                            <a:avLst/>
+                          </a:prstGeom>
+                          <a:noFill/>
+                          <a:ln>
+                            <a:noFill/>
+                          </a:ln>
+                        </pic:spPr>
+                      </pic:pic>
+                    </a:graphicData>
+                  </a:graphic>
+                  <wp14:sizeRelH relativeFrom="page">
+                    <wp14:pctWidth>0</wp14:pctWidth>
+                  </wp14:sizeRelH>
+                  <wp14:sizeRelV relativeFrom="page">
+                    <wp14:pctHeight>0</wp14:pctHeight>
+                  </wp14:sizeRelV>
+                </wp:anchor>
+              </w:drawing>
+            </w:r>
+          </w:p>
+          <w:p>
+            <w:pPr>
+              <w:spacing w:line="276" w:lineRule="auto"/>
+              <w:jc w:val="center"/>
+              <w:rPr>
+                <w:rFonts w:ascii="Times New Roman" w:hAnsi="Times New Roman" w:cs="Times New Roman"/>
+                <w:sz w:val="24"/>
+                <w:szCs w:val="24"/>
+              </w:rPr>
+            </w:pPr>
+          </w:p>
+          <w:p>
+            <w:pPr>
+              <w:rPr>
+                <w:rFonts w:ascii="Times New Roman" w:hAnsi="Times New Roman" w:cs="Times New Roman"/>
+                <w:sz w:val="24"/>
+                <w:szCs w:val="24"/>
+              </w:rPr>
+            </w:pPr>
+          </w:p>
+          <w:p>
+            <w:pPr>
+              <w:spacing w:before="240"/>
+              <w:jc w:val="center"/>
+              <w:rPr>
+                <w:rFonts w:ascii="Times New Roman" w:hAnsi="Times New Roman" w:cs="Times New Roman"/>
+                <w:sz w:val="24"/>
+                <w:szCs w:val="24"/>
+              </w:rPr>
+            </w:pPr>
+            <w:r>
+              <w:rPr>
+                <w:rFonts w:ascii="Times New Roman" w:hAnsi="Times New Roman" w:cs="Times New Roman"/>
+                <w:sz w:val="24"/>
+                <w:szCs w:val="24"/>
+              </w:rPr>
+              <w:t>Raymond Hariyanto</w:t>
+            </w:r>
+          </w:p>
+        </w:tc>
+      </w:tr>
+    </w:tbl>
     <w:p>
       <w:pPr>
         <w:spacing w:line="480" w:lineRule="auto"/>
         <w:ind w:right="4"/>
         <w:rPr>
           <w:rFonts w:ascii="Times New Roman" w:hAnsi="Times New Roman" w:cs="Times New Roman"/>
-          <w:sz w:val="24"/>
-          <w:szCs w:val="24"/>
+          <w:sz w:val="2"/>
+          <w:szCs w:val="2"/>
         </w:rPr>
       </w:pPr>
       <w:r>
         <w:rPr>
           <w:rFonts w:ascii="Times New Roman" w:hAnsi="Times New Roman" w:cs="Times New Roman"/>
-          <w:sz w:val="24"/>
-          <w:szCs w:val="24"/>
+          <w:sz w:val="2"/>
+          <w:szCs w:val="2"/>
         </w:rPr>
-        <w:t xml:space="preserve">                                                                                                     </w:t>
-      </w:r>
-      <w:r>
-        <w:rPr>
-          <w:rFonts w:ascii="Times New Roman" w:hAnsi="Times New Roman" w:cs="Times New Roman"/>
-          <w:sz w:val="24"/>
-          <w:szCs w:val="24"/>
-        </w:rPr>
-        <w:t xml:space="preserve">     </w:t>
-      </w:r>
-      <w:r>
-        <w:rPr>
-          <w:rFonts w:ascii="Times New Roman" w:hAnsi="Times New Roman" w:cs="Times New Roman"/>
-          <w:sz w:val="24"/>
-          <w:szCs w:val="24"/>
-        </w:rPr>
-        <w:t xml:space="preserve"> </w:t>
-      </w:r>
-      <w:r>
-        <w:rPr>
-          <w:rFonts w:ascii="Times New Roman" w:hAnsi="Times New Roman" w:cs="Times New Roman"/>
-          <w:sz w:val="24"/>
-          <w:szCs w:val="24"/>
-        </w:rPr>
-        <w:t>Raymond Hariyant</w:t>
-      </w:r>
-      <w:r>
-        <w:rPr>
-          <w:rFonts w:ascii="Times New Roman" w:hAnsi="Times New Roman" w:cs="Times New Roman"/>
-          <w:sz w:val="24"/>
-          <w:szCs w:val="24"/>
-        </w:rPr>
-        <w:t>o</w:t>
+        <w:t>kk</w:t>
       </w:r>
     </w:p>
     <w:sectPr>
